--- a/public/assets/docs/Rayan_Ahmed_ATS_CV.docx
+++ b/public/assets/docs/Rayan_Ahmed_ATS_CV.docx
@@ -3,212 +3,217 @@
 <w:document xmlns:wpc="http://schemas.microsoft.com/office/word/2010/wordprocessingCanvas" xmlns:cx="http://schemas.microsoft.com/office/drawing/2014/chartex" xmlns:cx1="http://schemas.microsoft.com/office/drawing/2015/9/8/chartex" xmlns:cx2="http://schemas.microsoft.com/office/drawing/2015/10/21/chartex" xmlns:cx3="http://schemas.microsoft.com/office/drawing/2016/5/9/chartex" xmlns:cx4="http://schemas.microsoft.com/office/drawing/2016/5/10/chartex" xmlns:cx5="http://schemas.microsoft.com/office/drawing/2016/5/11/chartex" xmlns:cx6="http://schemas.microsoft.com/office/drawing/2016/5/12/chartex" xmlns:cx7="http://schemas.microsoft.com/office/drawing/2016/5/13/chartex" xmlns:cx8="http://schemas.microsoft.com/office/drawing/2016/5/14/chartex" xmlns:mc="http://schemas.openxmlformats.org/markup-compatibility/2006" xmlns:aink="http://schemas.microsoft.com/office/drawing/2016/ink" xmlns:am3d="http://schemas.microsoft.com/office/drawing/2017/model3d" xmlns:o="urn:schemas-microsoft-com:office:office" xmlns:oel="http://schemas.microsoft.com/office/2019/extlst" xmlns:r="http://schemas.openxmlformats.org/officeDocument/2006/relationships" xmlns:m="http://schemas.openxmlformats.org/officeDocument/2006/math" xmlns:v="urn:schemas-microsoft-com:vml" xmlns:wp14="http://schemas.microsoft.com/office/word/2010/wordprocessingDrawing" xmlns:wp="http://schemas.openxmlformats.org/drawingml/2006/wordprocessingDrawing" xmlns:w10="urn:schemas-microsoft-com:office:word" xmlns:w="http://schemas.openxmlformats.org/wordprocessingml/2006/main" xmlns:w14="http://schemas.microsoft.com/office/word/2010/wordml" xmlns:w15="http://schemas.microsoft.com/office/word/2012/wordml" xmlns:w16cex="http://schemas.microsoft.com/office/word/2018/wordml/cex" xmlns:w16cid="http://schemas.microsoft.com/office/word/2016/wordml/cid" xmlns:w16="http://schemas.microsoft.com/office/word/2018/wordml" xmlns:w16du="http://schemas.microsoft.com/office/word/2023/wordml/word16du" xmlns:w16sdtdh="http://schemas.microsoft.com/office/word/2020/wordml/sdtdatahash" xmlns:w16sdtfl="http://schemas.microsoft.com/office/word/2024/wordml/sdtformatlock" xmlns:w16se="http://schemas.microsoft.com/office/word/2015/wordml/symex" xmlns:wpg="http://schemas.microsoft.com/office/word/2010/wordprocessingGroup" xmlns:wpi="http://schemas.microsoft.com/office/word/2010/wordprocessingInk" xmlns:wne="http://schemas.microsoft.com/office/word/2006/wordml" xmlns:wps="http://schemas.microsoft.com/office/word/2010/wordprocessingShape" mc:Ignorable="w14 w15 w16se w16cid w16 w16cex w16sdtdh w16sdtfl w16du wp14">
   <w:body>
     <w:p>
-      <w:pPr>
-        <w:pStyle w:val="Title"/>
-      </w:pPr>
       <w:r>
-        <w:t>Rayan Ahmed</w:t>
+        <w:rPr>
+          <w:noProof/>
+        </w:rPr>
+        <w:drawing>
+          <wp:anchor distT="0" distB="0" distL="114300" distR="114300" simplePos="0" relativeHeight="251657216" behindDoc="0" locked="0" layoutInCell="1" allowOverlap="1">
+            <wp:simplePos x="0" y="0"/>
+            <wp:positionH relativeFrom="column">
+              <wp:posOffset>4876800</wp:posOffset>
+            </wp:positionH>
+            <wp:positionV relativeFrom="paragraph">
+              <wp:posOffset>0</wp:posOffset>
+            </wp:positionV>
+            <wp:extent cx="1064260" cy="1485900"/>
+            <wp:effectExtent l="0" t="0" r="2540" b="0"/>
+            <wp:wrapNone/>
+            <wp:docPr id="1850689148" name="Picture 2"/>
+            <wp:cNvGraphicFramePr>
+              <a:graphicFrameLocks xmlns:a="http://schemas.openxmlformats.org/drawingml/2006/main" noChangeAspect="1"/>
+            </wp:cNvGraphicFramePr>
+            <a:graphic xmlns:a="http://schemas.openxmlformats.org/drawingml/2006/main">
+              <a:graphicData uri="http://schemas.openxmlformats.org/drawingml/2006/picture">
+                <pic:pic xmlns:pic="http://schemas.openxmlformats.org/drawingml/2006/picture">
+                  <pic:nvPicPr>
+                    <pic:cNvPr id="1850689148" name="Picture 1850689148"/>
+                    <pic:cNvPicPr/>
+                  </pic:nvPicPr>
+                  <pic:blipFill>
+                    <a:blip r:embed="rId6"/>
+                    <a:stretch>
+                      <a:fillRect/>
+                    </a:stretch>
+                  </pic:blipFill>
+                  <pic:spPr>
+                    <a:xfrm>
+                      <a:off x="0" y="0"/>
+                      <a:ext cx="1064260" cy="1485900"/>
+                    </a:xfrm>
+                    <a:prstGeom prst="rect">
+                      <a:avLst/>
+                    </a:prstGeom>
+                  </pic:spPr>
+                </pic:pic>
+              </a:graphicData>
+            </a:graphic>
+            <wp14:sizeRelH relativeFrom="page">
+              <wp14:pctWidth>0</wp14:pctWidth>
+            </wp14:sizeRelH>
+            <wp14:sizeRelV relativeFrom="page">
+              <wp14:pctHeight>0</wp14:pctHeight>
+            </wp14:sizeRelV>
+          </wp:anchor>
+        </w:drawing>
+      </w:r>
+      <w:r>
+        <w:rPr>
+          <w:b/>
+          <w:sz w:val="36"/>
+        </w:rPr>
+        <w:t xml:space="preserve">Rayan Ahmed  </w:t>
+      </w:r>
+    </w:p>
+    <w:p>
+      <w:r>
+        <w:t>Location</w:t>
+      </w:r>
+      <w:r>
+        <w:t xml:space="preserve">: Bangladesh  </w:t>
+      </w:r>
+    </w:p>
+    <w:p>
+      <w:r>
+        <w:t>Phone</w:t>
+      </w:r>
+      <w:r>
+        <w:t xml:space="preserve">: +8801633164387 </w:t>
+      </w:r>
+    </w:p>
+    <w:p>
+      <w:r>
+        <w:t>Email</w:t>
+      </w:r>
+      <w:r>
+        <w:t xml:space="preserve">: </w:t>
+      </w:r>
+      <w:hyperlink r:id="rId7" w:history="1">
+        <w:r>
+          <w:rPr>
+            <w:rStyle w:val="Hyperlink"/>
+          </w:rPr>
+          <w:t>rayansiam2021@gmail.com</w:t>
+        </w:r>
+      </w:hyperlink>
+    </w:p>
+    <w:p>
+      <w:r>
+        <w:t>GitHub</w:t>
+      </w:r>
+      <w:r>
+        <w:t xml:space="preserve">: </w:t>
+      </w:r>
+      <w:hyperlink r:id="rId8" w:history="1">
+        <w:r>
+          <w:rPr>
+            <w:rStyle w:val="Hyperlink"/>
+          </w:rPr>
+          <w:t>https://github.com/rayansiam2021</w:t>
+        </w:r>
+      </w:hyperlink>
+      <w:r>
+        <w:t xml:space="preserve"> </w:t>
+      </w:r>
+    </w:p>
+    <w:p>
+      <w:r>
+        <w:t>Upwork</w:t>
+      </w:r>
+      <w:r>
+        <w:t xml:space="preserve">: </w:t>
+      </w:r>
+      <w:hyperlink r:id="rId9" w:history="1">
+        <w:r>
+          <w:rPr>
+            <w:rStyle w:val="Hyperlink"/>
+          </w:rPr>
+          <w:t>https://www.upwork.com/freelancers/~010b9b0bfb0905eb7e</w:t>
+        </w:r>
+      </w:hyperlink>
+    </w:p>
+    <w:p>
+      <w:r>
+        <w:t>Portfolio</w:t>
+      </w:r>
+      <w:r>
+        <w:t xml:space="preserve">: </w:t>
+      </w:r>
+      <w:hyperlink r:id="rId10" w:history="1">
+        <w:r>
+          <w:rPr>
+            <w:rStyle w:val="Hyperlink"/>
+          </w:rPr>
+          <w:t>https://rayan-portfolio-flame.vercel.app/</w:t>
+        </w:r>
+      </w:hyperlink>
+    </w:p>
+    <w:p/>
+    <w:p>
+      <w:r>
+        <w:rPr>
+          <w:b/>
+          <w:sz w:val="24"/>
+        </w:rPr>
+        <w:t>PROFESSIONAL SUMMARY</w:t>
+      </w:r>
+    </w:p>
+    <w:p>
+      <w:r>
+        <w:t>Computer Information Systems (CIS) student with hands-on experience in full‑stack web development, IoT prototyping, and WordPress website deployment. Skilled in HTML, CSS, JavaScript, React, Python (Fast API), PHP, and MySQL, along with developing microcontroller‑based IoT solutions using Arduino and sensors. Experienced in collaborative project-based environments designing and deploying real-world systems. Seeking an opportunity to contribute to a professional development team while expanding expertise in scalable software engineering.</w:t>
       </w:r>
     </w:p>
     <w:p>
       <w:r>
         <w:rPr>
           <w:b/>
+          <w:sz w:val="24"/>
         </w:rPr>
-        <w:t xml:space="preserve">Location: </w:t>
-      </w:r>
-      <w:r>
-        <w:t>Bangladesh</w:t>
-      </w:r>
-      <w:r>
-        <w:br/>
-      </w:r>
-      <w:r>
-        <w:rPr>
-          <w:b/>
-        </w:rPr>
-        <w:t xml:space="preserve">Phone: </w:t>
-      </w:r>
-      <w:r>
-        <w:t>+8801633164387</w:t>
-      </w:r>
-      <w:r>
-        <w:br/>
-      </w:r>
-      <w:r>
-        <w:rPr>
-          <w:b/>
-        </w:rPr>
-        <w:t xml:space="preserve">Email: </w:t>
-      </w:r>
-      <w:r>
-        <w:t>rayansiam2021@gmail.com</w:t>
-      </w:r>
-      <w:r>
-        <w:br/>
-      </w:r>
-      <w:r>
-        <w:rPr>
-          <w:b/>
-        </w:rPr>
-        <w:t xml:space="preserve">GitHub: </w:t>
-      </w:r>
-      <w:r>
-        <w:rPr>
-          <w:bCs/>
-        </w:rPr>
-        <w:t>https://github.com/rayansiam2021</w:t>
-      </w:r>
-      <w:r>
-        <w:br/>
-      </w:r>
-      <w:r>
-        <w:rPr>
-          <w:b/>
-        </w:rPr>
-        <w:t xml:space="preserve">Upwork: </w:t>
-      </w:r>
-      <w:r>
-        <w:rPr>
-          <w:bCs/>
-        </w:rPr>
-        <w:t>https://www.upwork.com/freelancers/~010b9b0bfb0905eb7e</w:t>
-      </w:r>
-      <w:r>
-        <w:br/>
-      </w:r>
-      <w:r>
-        <w:rPr>
-          <w:b/>
-        </w:rPr>
-        <w:t xml:space="preserve">Portfolio: </w:t>
-      </w:r>
-      <w:r>
-        <w:rPr>
-          <w:bCs/>
-        </w:rPr>
-        <w:t>https://rayan-portfolio-flame.vercel.app/</w:t>
+        <w:t>TECHNICAL SKILLS</w:t>
       </w:r>
     </w:p>
     <w:p>
-      <w:pPr>
-        <w:pStyle w:val="Heading1"/>
-      </w:pPr>
-      <w:r>
-        <w:t>Professional Summary</w:t>
-      </w:r>
-    </w:p>
-    <w:p>
-      <w:r>
-        <w:t>Computer Information Systems (CIS) student with hands-on experience in full‑stack web development, IoT prototyping, and WordPress website deployment. Skilled in HTML, CSS, JavaScript,</w:t>
-      </w:r>
-      <w:r>
-        <w:t xml:space="preserve"> React,</w:t>
-      </w:r>
-      <w:r>
-        <w:t xml:space="preserve"> Python (</w:t>
-      </w:r>
-      <w:r>
-        <w:t>Fast API</w:t>
-      </w:r>
-      <w:r>
-        <w:t>), PHP, and MySQL, along with developing microcontroller‑based IoT solutions using Arduino and sensors. Experienced in collaborative project-based environments designing and deploying real-world systems. Seeking an opportunity to contribute to a professional development team while expanding expertise in scalable software engineering.</w:t>
-      </w:r>
-    </w:p>
-    <w:p>
-      <w:pPr>
-        <w:pStyle w:val="Heading1"/>
-      </w:pPr>
-      <w:r>
-        <w:t>Technical Skills</w:t>
-      </w:r>
-    </w:p>
-    <w:p>
-      <w:pPr>
-        <w:pStyle w:val="ListBullet"/>
-      </w:pPr>
       <w:r>
         <w:t>Programming: JavaScript, Python, PHP</w:t>
       </w:r>
     </w:p>
     <w:p>
-      <w:pPr>
-        <w:pStyle w:val="ListBullet"/>
-      </w:pPr>
       <w:r>
-        <w:t>Frontend: HTML5, CSS3</w:t>
-      </w:r>
-      <w:r>
-        <w:t xml:space="preserve">, </w:t>
-      </w:r>
-      <w:r>
-        <w:t>Bootstrap</w:t>
-      </w:r>
-      <w:r>
-        <w:t>,</w:t>
-      </w:r>
-      <w:r>
-        <w:t xml:space="preserve"> Tailwind, </w:t>
-      </w:r>
-      <w:r>
-        <w:t>vanilla</w:t>
-      </w:r>
-      <w:r>
-        <w:t xml:space="preserve"> </w:t>
-      </w:r>
-      <w:r>
-        <w:t xml:space="preserve">JS, </w:t>
-      </w:r>
-      <w:r>
-        <w:t>React</w:t>
+        <w:t>Frontend: HTML5, CSS3, Bootstrap, Tailwind, vanilla JS, React</w:t>
       </w:r>
     </w:p>
     <w:p>
-      <w:pPr>
-        <w:pStyle w:val="ListBullet"/>
-      </w:pPr>
       <w:r>
         <w:t>Backend: FastAPI, REST API Integration, PHP</w:t>
       </w:r>
     </w:p>
     <w:p>
-      <w:pPr>
-        <w:pStyle w:val="ListBullet"/>
-      </w:pPr>
       <w:r>
         <w:t>Databases: MySQL, SQLite</w:t>
       </w:r>
     </w:p>
     <w:p>
-      <w:pPr>
-        <w:pStyle w:val="ListBullet"/>
-      </w:pPr>
       <w:r>
         <w:t>IoT: Arduino, Microcontrollers, Sensor Integration, Hardware Prototyping</w:t>
       </w:r>
     </w:p>
     <w:p>
-      <w:pPr>
-        <w:pStyle w:val="ListBullet"/>
-      </w:pPr>
       <w:r>
         <w:t>CMS: WordPress, Theme Customization, Deployment</w:t>
       </w:r>
     </w:p>
     <w:p>
-      <w:pPr>
-        <w:pStyle w:val="ListBullet"/>
-      </w:pPr>
       <w:r>
         <w:t>Tools: XAMPP, Git, Web Hosting</w:t>
       </w:r>
     </w:p>
     <w:p>
-      <w:pPr>
-        <w:pStyle w:val="Heading1"/>
-      </w:pPr>
       <w:r>
-        <w:t>Professional Experience</w:t>
+        <w:rPr>
+          <w:b/>
+          <w:sz w:val="24"/>
+        </w:rPr>
+        <w:t>PROFESSIONAL EXPERIENCE</w:t>
       </w:r>
     </w:p>
     <w:p>
@@ -249,38 +254,18 @@
       </w:r>
     </w:p>
     <w:p>
-      <w:pPr>
-        <w:pStyle w:val="Heading1"/>
-      </w:pPr>
-    </w:p>
-    <w:p>
-      <w:pPr>
-        <w:pStyle w:val="Heading1"/>
-      </w:pPr>
       <w:r>
-        <w:t>Projects</w:t>
+        <w:rPr>
+          <w:b/>
+          <w:sz w:val="24"/>
+        </w:rPr>
+        <w:lastRenderedPageBreak/>
+        <w:t>PROJECTS</w:t>
       </w:r>
     </w:p>
     <w:p>
       <w:r>
-        <w:t xml:space="preserve">Client WordPress Websites: </w:t>
-      </w:r>
-      <w:r>
-        <w:rPr>
-          <w:b/>
-          <w:bCs/>
-        </w:rPr>
-        <w:t>Vidmocraft.com</w:t>
-      </w:r>
-      <w:r>
-        <w:t xml:space="preserve">, </w:t>
-      </w:r>
-      <w:r>
-        <w:rPr>
-          <w:b/>
-          <w:bCs/>
-        </w:rPr>
-        <w:t>Qataracrepairs.com</w:t>
+        <w:t>Client WordPress Websites: Vidmocraft.com, Qataracrepairs.com</w:t>
       </w:r>
     </w:p>
     <w:p>
@@ -374,31 +359,17 @@
       </w:r>
     </w:p>
     <w:p>
-      <w:pPr>
-        <w:pStyle w:val="Heading1"/>
-      </w:pPr>
       <w:r>
-        <w:t>Education</w:t>
+        <w:rPr>
+          <w:b/>
+          <w:sz w:val="24"/>
+        </w:rPr>
+        <w:t>EDUCATION</w:t>
       </w:r>
     </w:p>
     <w:p>
       <w:r>
-        <w:t>BS</w:t>
-      </w:r>
-      <w:r>
-        <w:t>C</w:t>
-      </w:r>
-      <w:r>
-        <w:t xml:space="preserve"> – </w:t>
-      </w:r>
-      <w:r>
-        <w:t>Computing and Information System</w:t>
-      </w:r>
-      <w:r>
-        <w:t xml:space="preserve"> </w:t>
-      </w:r>
-      <w:r>
-        <w:t>| Daffodil International University | CGPA: 3.40</w:t>
+        <w:t>BSC – Computing and Information System | Daffodil International University | CGPA: 3.40</w:t>
       </w:r>
     </w:p>
     <w:p>
@@ -407,11 +378,12 @@
       </w:r>
     </w:p>
     <w:p>
-      <w:pPr>
-        <w:pStyle w:val="Heading1"/>
-      </w:pPr>
       <w:r>
-        <w:t>Core Strengths</w:t>
+        <w:rPr>
+          <w:b/>
+          <w:sz w:val="24"/>
+        </w:rPr>
+        <w:t>CORE STRENGTHS</w:t>
       </w:r>
     </w:p>
     <w:p>
@@ -455,11 +427,12 @@
       </w:r>
     </w:p>
     <w:p>
-      <w:pPr>
-        <w:pStyle w:val="Heading1"/>
-      </w:pPr>
       <w:r>
-        <w:t>Career Objective</w:t>
+        <w:rPr>
+          <w:b/>
+          <w:sz w:val="24"/>
+        </w:rPr>
+        <w:t>CAREER OBJECTIVE</w:t>
       </w:r>
     </w:p>
     <w:p>
@@ -469,7 +442,7 @@
     </w:p>
     <w:sectPr>
       <w:pgSz w:w="12240" w:h="15840"/>
-      <w:pgMar w:top="1440" w:right="1800" w:bottom="1440" w:left="1800" w:header="720" w:footer="720" w:gutter="0"/>
+      <w:pgMar w:top="1440" w:right="1440" w:bottom="1440" w:left="1440" w:header="720" w:footer="720" w:gutter="0"/>
       <w:cols w:space="720"/>
       <w:docGrid w:linePitch="360"/>
     </w:sectPr>
@@ -650,31 +623,31 @@
       </w:rPr>
     </w:lvl>
   </w:abstractNum>
-  <w:num w:numId="1" w16cid:durableId="756636560">
+  <w:num w:numId="1" w16cid:durableId="69012771">
     <w:abstractNumId w:val="8"/>
   </w:num>
-  <w:num w:numId="2" w16cid:durableId="1000353540">
+  <w:num w:numId="2" w16cid:durableId="1166356986">
     <w:abstractNumId w:val="6"/>
   </w:num>
-  <w:num w:numId="3" w16cid:durableId="177355837">
+  <w:num w:numId="3" w16cid:durableId="1483623904">
     <w:abstractNumId w:val="5"/>
   </w:num>
-  <w:num w:numId="4" w16cid:durableId="395204790">
+  <w:num w:numId="4" w16cid:durableId="736124254">
     <w:abstractNumId w:val="4"/>
   </w:num>
-  <w:num w:numId="5" w16cid:durableId="231887896">
+  <w:num w:numId="5" w16cid:durableId="1826630166">
     <w:abstractNumId w:val="7"/>
   </w:num>
-  <w:num w:numId="6" w16cid:durableId="1673752201">
+  <w:num w:numId="6" w16cid:durableId="1401907261">
     <w:abstractNumId w:val="3"/>
   </w:num>
-  <w:num w:numId="7" w16cid:durableId="1538859575">
+  <w:num w:numId="7" w16cid:durableId="66000428">
     <w:abstractNumId w:val="2"/>
   </w:num>
-  <w:num w:numId="8" w16cid:durableId="795564920">
+  <w:num w:numId="8" w16cid:durableId="1893150389">
     <w:abstractNumId w:val="1"/>
   </w:num>
-  <w:num w:numId="9" w16cid:durableId="1429619193">
+  <w:num w:numId="9" w16cid:durableId="160237733">
     <w:abstractNumId w:val="0"/>
   </w:num>
 </w:numbering>
@@ -12065,7 +12038,7 @@
     <w:basedOn w:val="DefaultParagraphFont"/>
     <w:uiPriority w:val="99"/>
     <w:unhideWhenUsed/>
-    <w:rsid w:val="003E06B9"/>
+    <w:rsid w:val="00447101"/>
     <w:rPr>
       <w:color w:val="0000FF" w:themeColor="hyperlink"/>
       <w:u w:val="single"/>
@@ -12077,7 +12050,7 @@
     <w:uiPriority w:val="99"/>
     <w:semiHidden/>
     <w:unhideWhenUsed/>
-    <w:rsid w:val="003E06B9"/>
+    <w:rsid w:val="00447101"/>
     <w:rPr>
       <w:color w:val="605E5C"/>
       <w:shd w:val="clear" w:color="auto" w:fill="E1DFDD"/>
